--- a/TRJ/TRJ_CANMessages.docx
+++ b/TRJ/TRJ_CANMessages.docx
@@ -139,25 +139,7 @@
         <w:rPr>
           <w:rFonts w:ascii="Times New Roman" w:hAnsi="Times New Roman" w:cs="Times New Roman"/>
         </w:rPr>
-        <w:t>4B 4</w:t>
-      </w:r>
-      <w:r>
-        <w:rPr>
-          <w:rFonts w:ascii="Times New Roman" w:hAnsi="Times New Roman" w:cs="Times New Roman"/>
-        </w:rPr>
-        <w:t>6</w:t>
-      </w:r>
-      <w:r>
-        <w:rPr>
-          <w:rFonts w:ascii="Times New Roman" w:hAnsi="Times New Roman" w:cs="Times New Roman"/>
-        </w:rPr>
-        <w:t xml:space="preserve"> 76 31          →</w:t>
-      </w:r>
-      <w:r>
-        <w:rPr>
-          <w:rFonts w:ascii="Times New Roman" w:hAnsi="Times New Roman" w:cs="Times New Roman"/>
-        </w:rPr>
-        <w:t xml:space="preserve"> </w:t>
+        <w:t xml:space="preserve">4B 46 76 31          → </w:t>
       </w:r>
       <w:r>
         <w:rPr>
@@ -324,19 +306,162 @@
           <w:bCs/>
         </w:rPr>
       </w:pPr>
-    </w:p>
-    <w:p>
-      <w:pPr>
-        <w:rPr>
-          <w:rFonts w:ascii="Times New Roman" w:hAnsi="Times New Roman" w:cs="Times New Roman"/>
-        </w:rPr>
-      </w:pPr>
       <w:r>
         <w:rPr>
           <w:rFonts w:ascii="Times New Roman" w:hAnsi="Times New Roman" w:cs="Times New Roman"/>
           <w:b/>
           <w:bCs/>
         </w:rPr>
+        <w:t>STOP_DISCOVERY_MESSAGE:</w:t>
+      </w:r>
+    </w:p>
+    <w:p>
+      <w:pPr>
+        <w:pStyle w:val="ListParagraph"/>
+        <w:numPr>
+          <w:ilvl w:val="0"/>
+          <w:numId w:val="3"/>
+        </w:numPr>
+        <w:rPr>
+          <w:rFonts w:ascii="Times New Roman" w:hAnsi="Times New Roman" w:cs="Times New Roman"/>
+          <w:b/>
+          <w:bCs/>
+        </w:rPr>
+      </w:pPr>
+      <w:r>
+        <w:rPr>
+          <w:rFonts w:ascii="Times New Roman" w:hAnsi="Times New Roman" w:cs="Times New Roman"/>
+          <w:b/>
+          <w:bCs/>
+        </w:rPr>
+        <w:t>REQUEST</w:t>
+      </w:r>
+    </w:p>
+    <w:p>
+      <w:pPr>
+        <w:pStyle w:val="ListParagraph"/>
+        <w:numPr>
+          <w:ilvl w:val="0"/>
+          <w:numId w:val="3"/>
+        </w:numPr>
+        <w:rPr>
+          <w:rFonts w:ascii="Times New Roman" w:hAnsi="Times New Roman" w:cs="Times New Roman"/>
+          <w:b/>
+          <w:bCs/>
+        </w:rPr>
+      </w:pPr>
+      <w:r>
+        <w:rPr>
+          <w:rFonts w:ascii="Times New Roman" w:hAnsi="Times New Roman" w:cs="Times New Roman"/>
+          <w:b/>
+          <w:bCs/>
+        </w:rPr>
+        <w:t>RESPONSE</w:t>
+      </w:r>
+    </w:p>
+    <w:p>
+      <w:pPr>
+        <w:pStyle w:val="ListParagraph"/>
+        <w:numPr>
+          <w:ilvl w:val="0"/>
+          <w:numId w:val="3"/>
+        </w:numPr>
+        <w:rPr>
+          <w:rFonts w:ascii="Times New Roman" w:hAnsi="Times New Roman" w:cs="Times New Roman"/>
+          <w:b/>
+          <w:bCs/>
+        </w:rPr>
+      </w:pPr>
+      <w:r>
+        <w:rPr>
+          <w:rFonts w:ascii="Times New Roman" w:hAnsi="Times New Roman" w:cs="Times New Roman"/>
+          <w:b/>
+          <w:bCs/>
+        </w:rPr>
+        <w:t>NOTIFICATION</w:t>
+      </w:r>
+    </w:p>
+    <w:p>
+      <w:pPr>
+        <w:pStyle w:val="ListParagraph"/>
+        <w:rPr>
+          <w:rFonts w:ascii="Times New Roman" w:hAnsi="Times New Roman" w:cs="Times New Roman"/>
+          <w:b/>
+          <w:bCs/>
+        </w:rPr>
+      </w:pPr>
+      <w:r>
+        <w:rPr>
+          <w:rFonts w:ascii="Times New Roman" w:hAnsi="Times New Roman" w:cs="Times New Roman"/>
+          <w:b/>
+          <w:bCs/>
+        </w:rPr>
+        <w:t>SHOWN IN THE BELOW IMAGE.</w:t>
+      </w:r>
+    </w:p>
+    <w:p>
+      <w:pPr>
+        <w:rPr>
+          <w:rFonts w:ascii="Times New Roman" w:hAnsi="Times New Roman" w:cs="Times New Roman"/>
+          <w:b/>
+          <w:bCs/>
+        </w:rPr>
+      </w:pPr>
+      <w:r>
+        <w:rPr>
+          <w:rFonts w:ascii="Times New Roman" w:hAnsi="Times New Roman" w:cs="Times New Roman"/>
+          <w:b/>
+          <w:bCs/>
+        </w:rPr>
+        <w:drawing>
+          <wp:inline distT="0" distB="0" distL="0" distR="0" wp14:anchorId="0BC5894D" wp14:editId="3431036C">
+            <wp:extent cx="5639289" cy="1295512"/>
+            <wp:effectExtent l="0" t="0" r="0" b="0"/>
+            <wp:docPr id="478755587" name="Picture 1"/>
+            <wp:cNvGraphicFramePr>
+              <a:graphicFrameLocks xmlns:a="http://schemas.openxmlformats.org/drawingml/2006/main" noChangeAspect="1"/>
+            </wp:cNvGraphicFramePr>
+            <a:graphic xmlns:a="http://schemas.openxmlformats.org/drawingml/2006/main">
+              <a:graphicData uri="http://schemas.openxmlformats.org/drawingml/2006/picture">
+                <pic:pic xmlns:pic="http://schemas.openxmlformats.org/drawingml/2006/picture">
+                  <pic:nvPicPr>
+                    <pic:cNvPr id="478755587" name=""/>
+                    <pic:cNvPicPr/>
+                  </pic:nvPicPr>
+                  <pic:blipFill>
+                    <a:blip r:embed="rId5"/>
+                    <a:stretch>
+                      <a:fillRect/>
+                    </a:stretch>
+                  </pic:blipFill>
+                  <pic:spPr>
+                    <a:xfrm>
+                      <a:off x="0" y="0"/>
+                      <a:ext cx="5639289" cy="1295512"/>
+                    </a:xfrm>
+                    <a:prstGeom prst="rect">
+                      <a:avLst/>
+                    </a:prstGeom>
+                  </pic:spPr>
+                </pic:pic>
+              </a:graphicData>
+            </a:graphic>
+          </wp:inline>
+        </w:drawing>
+      </w:r>
+    </w:p>
+    <w:p>
+      <w:pPr>
+        <w:rPr>
+          <w:rFonts w:ascii="Times New Roman" w:hAnsi="Times New Roman" w:cs="Times New Roman"/>
+        </w:rPr>
+      </w:pPr>
+      <w:r>
+        <w:rPr>
+          <w:rFonts w:ascii="Times New Roman" w:hAnsi="Times New Roman" w:cs="Times New Roman"/>
+          <w:b/>
+          <w:bCs/>
+        </w:rPr>
         <w:t>Authentication:</w:t>
       </w:r>
     </w:p>
@@ -355,19 +480,7 @@
         <w:rPr>
           <w:rFonts w:ascii="Times New Roman" w:hAnsi="Times New Roman" w:cs="Times New Roman"/>
         </w:rPr>
-        <w:t>4B 41 76 31</w:t>
-      </w:r>
-      <w:r>
-        <w:rPr>
-          <w:rFonts w:ascii="Times New Roman" w:hAnsi="Times New Roman" w:cs="Times New Roman"/>
-        </w:rPr>
-        <w:t xml:space="preserve">          →</w:t>
-      </w:r>
-      <w:r>
-        <w:rPr>
-          <w:rFonts w:ascii="Times New Roman" w:hAnsi="Times New Roman" w:cs="Times New Roman"/>
-        </w:rPr>
-        <w:t xml:space="preserve"> S</w:t>
+        <w:t>4B 41 76 31          → S</w:t>
       </w:r>
       <w:r>
         <w:rPr>
@@ -397,25 +510,7 @@
         <w:rPr>
           <w:rFonts w:ascii="Times New Roman" w:hAnsi="Times New Roman" w:cs="Times New Roman"/>
         </w:rPr>
-        <w:t>4B 4</w:t>
-      </w:r>
-      <w:r>
-        <w:rPr>
-          <w:rFonts w:ascii="Times New Roman" w:hAnsi="Times New Roman" w:cs="Times New Roman"/>
-        </w:rPr>
-        <w:t>6</w:t>
-      </w:r>
-      <w:r>
-        <w:rPr>
-          <w:rFonts w:ascii="Times New Roman" w:hAnsi="Times New Roman" w:cs="Times New Roman"/>
-        </w:rPr>
-        <w:t xml:space="preserve"> 76 31          →</w:t>
-      </w:r>
-      <w:r>
-        <w:rPr>
-          <w:rFonts w:ascii="Times New Roman" w:hAnsi="Times New Roman" w:cs="Times New Roman"/>
-        </w:rPr>
-        <w:t xml:space="preserve"> </w:t>
+        <w:t xml:space="preserve">4B 46 76 31          → </w:t>
       </w:r>
       <w:r>
         <w:rPr>
@@ -562,6 +657,31 @@
           <w:rFonts w:ascii="Times New Roman" w:hAnsi="Times New Roman" w:cs="Times New Roman"/>
         </w:rPr>
         <w:t>22 31          → Bluetooth Disconnection</w:t>
+      </w:r>
+      <w:r>
+        <w:rPr>
+          <w:rFonts w:ascii="Times New Roman" w:hAnsi="Times New Roman" w:cs="Times New Roman"/>
+        </w:rPr>
+        <w:br/>
+      </w:r>
+      <w:r>
+        <w:rPr>
+          <w:rFonts w:ascii="Times New Roman" w:hAnsi="Times New Roman" w:cs="Times New Roman"/>
+        </w:rPr>
+        <w:br/>
+      </w:r>
+      <w:r>
+        <w:rPr>
+          <w:rFonts w:ascii="Times New Roman" w:hAnsi="Times New Roman" w:cs="Times New Roman"/>
+        </w:rPr>
+        <w:br/>
+      </w:r>
+      <w:r>
+        <w:rPr>
+          <w:rFonts w:ascii="Times New Roman" w:hAnsi="Times New Roman" w:cs="Times New Roman"/>
+        </w:rPr>
+        <w:lastRenderedPageBreak/>
+        <w:br/>
       </w:r>
     </w:p>
     <w:p>
@@ -698,6 +818,95 @@
     </w:lvl>
   </w:abstractNum>
   <w:abstractNum w:abstractNumId="1" w15:restartNumberingAfterBreak="0">
+    <w:nsid w:val="56F36B25"/>
+    <w:multiLevelType w:val="hybridMultilevel"/>
+    <w:tmpl w:val="A00C932A"/>
+    <w:lvl w:ilvl="0" w:tplc="4009000F">
+      <w:start w:val="1"/>
+      <w:numFmt w:val="decimal"/>
+      <w:lvlText w:val="%1."/>
+      <w:lvlJc w:val="left"/>
+      <w:pPr>
+        <w:ind w:left="720" w:hanging="360"/>
+      </w:pPr>
+      <w:rPr>
+        <w:rFonts w:hint="default"/>
+      </w:rPr>
+    </w:lvl>
+    <w:lvl w:ilvl="1" w:tplc="40090019" w:tentative="1">
+      <w:start w:val="1"/>
+      <w:numFmt w:val="lowerLetter"/>
+      <w:lvlText w:val="%2."/>
+      <w:lvlJc w:val="left"/>
+      <w:pPr>
+        <w:ind w:left="1440" w:hanging="360"/>
+      </w:pPr>
+    </w:lvl>
+    <w:lvl w:ilvl="2" w:tplc="4009001B" w:tentative="1">
+      <w:start w:val="1"/>
+      <w:numFmt w:val="lowerRoman"/>
+      <w:lvlText w:val="%3."/>
+      <w:lvlJc w:val="right"/>
+      <w:pPr>
+        <w:ind w:left="2160" w:hanging="180"/>
+      </w:pPr>
+    </w:lvl>
+    <w:lvl w:ilvl="3" w:tplc="4009000F" w:tentative="1">
+      <w:start w:val="1"/>
+      <w:numFmt w:val="decimal"/>
+      <w:lvlText w:val="%4."/>
+      <w:lvlJc w:val="left"/>
+      <w:pPr>
+        <w:ind w:left="2880" w:hanging="360"/>
+      </w:pPr>
+    </w:lvl>
+    <w:lvl w:ilvl="4" w:tplc="40090019" w:tentative="1">
+      <w:start w:val="1"/>
+      <w:numFmt w:val="lowerLetter"/>
+      <w:lvlText w:val="%5."/>
+      <w:lvlJc w:val="left"/>
+      <w:pPr>
+        <w:ind w:left="3600" w:hanging="360"/>
+      </w:pPr>
+    </w:lvl>
+    <w:lvl w:ilvl="5" w:tplc="4009001B" w:tentative="1">
+      <w:start w:val="1"/>
+      <w:numFmt w:val="lowerRoman"/>
+      <w:lvlText w:val="%6."/>
+      <w:lvlJc w:val="right"/>
+      <w:pPr>
+        <w:ind w:left="4320" w:hanging="180"/>
+      </w:pPr>
+    </w:lvl>
+    <w:lvl w:ilvl="6" w:tplc="4009000F" w:tentative="1">
+      <w:start w:val="1"/>
+      <w:numFmt w:val="decimal"/>
+      <w:lvlText w:val="%7."/>
+      <w:lvlJc w:val="left"/>
+      <w:pPr>
+        <w:ind w:left="5040" w:hanging="360"/>
+      </w:pPr>
+    </w:lvl>
+    <w:lvl w:ilvl="7" w:tplc="40090019" w:tentative="1">
+      <w:start w:val="1"/>
+      <w:numFmt w:val="lowerLetter"/>
+      <w:lvlText w:val="%8."/>
+      <w:lvlJc w:val="left"/>
+      <w:pPr>
+        <w:ind w:left="5760" w:hanging="360"/>
+      </w:pPr>
+    </w:lvl>
+    <w:lvl w:ilvl="8" w:tplc="4009001B" w:tentative="1">
+      <w:start w:val="1"/>
+      <w:numFmt w:val="lowerRoman"/>
+      <w:lvlText w:val="%9."/>
+      <w:lvlJc w:val="right"/>
+      <w:pPr>
+        <w:ind w:left="6480" w:hanging="180"/>
+      </w:pPr>
+    </w:lvl>
+  </w:abstractNum>
+  <w:abstractNum w:abstractNumId="2" w15:restartNumberingAfterBreak="0">
     <w:nsid w:val="7E4020ED"/>
     <w:multiLevelType w:val="hybridMultilevel"/>
     <w:tmpl w:val="97F04674"/>
@@ -814,6 +1023,9 @@
     <w:abstractNumId w:val="0"/>
   </w:num>
   <w:num w:numId="2" w16cid:durableId="1937782490">
+    <w:abstractNumId w:val="2"/>
+  </w:num>
+  <w:num w:numId="3" w16cid:durableId="615333316">
     <w:abstractNumId w:val="1"/>
   </w:num>
 </w:numbering>
@@ -1422,6 +1634,7 @@
   <w:style w:type="character" w:default="1" w:styleId="DefaultParagraphFont">
     <w:name w:val="Default Paragraph Font"/>
     <w:uiPriority w:val="1"/>
+    <w:semiHidden/>
     <w:unhideWhenUsed/>
   </w:style>
   <w:style w:type="table" w:default="1" w:styleId="TableNormal">

--- a/TRJ/TRJ_CANMessages.docx
+++ b/TRJ/TRJ_CANMessages.docx
@@ -414,8 +414,8 @@
           <w:bCs/>
         </w:rPr>
         <w:drawing>
-          <wp:inline distT="0" distB="0" distL="0" distR="0" wp14:anchorId="0BC5894D" wp14:editId="3431036C">
-            <wp:extent cx="5639289" cy="1295512"/>
+          <wp:inline distT="0" distB="0" distL="0" distR="0" wp14:anchorId="0BC5894D" wp14:editId="376A401E">
+            <wp:extent cx="5638800" cy="1009650"/>
             <wp:effectExtent l="0" t="0" r="0" b="0"/>
             <wp:docPr id="478755587" name="Picture 1"/>
             <wp:cNvGraphicFramePr>
@@ -437,7 +437,7 @@
                   <pic:spPr>
                     <a:xfrm>
                       <a:off x="0" y="0"/>
-                      <a:ext cx="5639289" cy="1295512"/>
+                      <a:ext cx="5639319" cy="1009743"/>
                     </a:xfrm>
                     <a:prstGeom prst="rect">
                       <a:avLst/>
@@ -492,7 +492,7 @@
         <w:rPr>
           <w:rFonts w:ascii="Times New Roman" w:hAnsi="Times New Roman" w:cs="Times New Roman"/>
         </w:rPr>
-        <w:t xml:space="preserve"> (Applet)        </w:t>
+        <w:t xml:space="preserve"> (Applet)   </w:t>
       </w:r>
     </w:p>
     <w:p>
@@ -510,13 +510,107 @@
         <w:rPr>
           <w:rFonts w:ascii="Times New Roman" w:hAnsi="Times New Roman" w:cs="Times New Roman"/>
         </w:rPr>
+        <w:drawing>
+          <wp:inline distT="0" distB="0" distL="0" distR="0" wp14:anchorId="18D6090E" wp14:editId="29494978">
+            <wp:extent cx="5731510" cy="452120"/>
+            <wp:effectExtent l="0" t="0" r="2540" b="5080"/>
+            <wp:docPr id="81950482" name="Picture 1"/>
+            <wp:cNvGraphicFramePr>
+              <a:graphicFrameLocks xmlns:a="http://schemas.openxmlformats.org/drawingml/2006/main" noChangeAspect="1"/>
+            </wp:cNvGraphicFramePr>
+            <a:graphic xmlns:a="http://schemas.openxmlformats.org/drawingml/2006/main">
+              <a:graphicData uri="http://schemas.openxmlformats.org/drawingml/2006/picture">
+                <pic:pic xmlns:pic="http://schemas.openxmlformats.org/drawingml/2006/picture">
+                  <pic:nvPicPr>
+                    <pic:cNvPr id="81950482" name=""/>
+                    <pic:cNvPicPr/>
+                  </pic:nvPicPr>
+                  <pic:blipFill>
+                    <a:blip r:embed="rId6"/>
+                    <a:stretch>
+                      <a:fillRect/>
+                    </a:stretch>
+                  </pic:blipFill>
+                  <pic:spPr>
+                    <a:xfrm>
+                      <a:off x="0" y="0"/>
+                      <a:ext cx="5731510" cy="452120"/>
+                    </a:xfrm>
+                    <a:prstGeom prst="rect">
+                      <a:avLst/>
+                    </a:prstGeom>
+                  </pic:spPr>
+                </pic:pic>
+              </a:graphicData>
+            </a:graphic>
+          </wp:inline>
+        </w:drawing>
+      </w:r>
+      <w:r>
+        <w:rPr>
+          <w:rFonts w:ascii="Times New Roman" w:hAnsi="Times New Roman" w:cs="Times New Roman"/>
+        </w:rPr>
         <w:t xml:space="preserve">4B 46 76 31          → </w:t>
       </w:r>
       <w:r>
         <w:rPr>
           <w:rFonts w:ascii="Times New Roman" w:hAnsi="Times New Roman" w:cs="Times New Roman"/>
         </w:rPr>
-        <w:t>Select Response</w:t>
+        <w:t xml:space="preserve">Select </w:t>
+      </w:r>
+      <w:r>
+        <w:rPr>
+          <w:rFonts w:ascii="Times New Roman" w:hAnsi="Times New Roman" w:cs="Times New Roman"/>
+        </w:rPr>
+        <w:t>(Framework)</w:t>
+      </w:r>
+    </w:p>
+    <w:p>
+      <w:pPr>
+        <w:pStyle w:val="ListParagraph"/>
+        <w:rPr>
+          <w:rFonts w:ascii="Times New Roman" w:hAnsi="Times New Roman" w:cs="Times New Roman"/>
+        </w:rPr>
+      </w:pPr>
+      <w:r>
+        <w:rPr>
+          <w:rFonts w:ascii="Times New Roman" w:hAnsi="Times New Roman" w:cs="Times New Roman"/>
+        </w:rPr>
+        <w:drawing>
+          <wp:inline distT="0" distB="0" distL="0" distR="0" wp14:anchorId="5A9C74AD" wp14:editId="6B13E305">
+            <wp:extent cx="5731510" cy="525780"/>
+            <wp:effectExtent l="0" t="0" r="2540" b="7620"/>
+            <wp:docPr id="29791928" name="Picture 1"/>
+            <wp:cNvGraphicFramePr>
+              <a:graphicFrameLocks xmlns:a="http://schemas.openxmlformats.org/drawingml/2006/main" noChangeAspect="1"/>
+            </wp:cNvGraphicFramePr>
+            <a:graphic xmlns:a="http://schemas.openxmlformats.org/drawingml/2006/main">
+              <a:graphicData uri="http://schemas.openxmlformats.org/drawingml/2006/picture">
+                <pic:pic xmlns:pic="http://schemas.openxmlformats.org/drawingml/2006/picture">
+                  <pic:nvPicPr>
+                    <pic:cNvPr id="29791928" name=""/>
+                    <pic:cNvPicPr/>
+                  </pic:nvPicPr>
+                  <pic:blipFill>
+                    <a:blip r:embed="rId7"/>
+                    <a:stretch>
+                      <a:fillRect/>
+                    </a:stretch>
+                  </pic:blipFill>
+                  <pic:spPr>
+                    <a:xfrm>
+                      <a:off x="0" y="0"/>
+                      <a:ext cx="5731510" cy="525780"/>
+                    </a:xfrm>
+                    <a:prstGeom prst="rect">
+                      <a:avLst/>
+                    </a:prstGeom>
+                  </pic:spPr>
+                </pic:pic>
+              </a:graphicData>
+            </a:graphic>
+          </wp:inline>
+        </w:drawing>
       </w:r>
     </w:p>
     <w:p>
@@ -526,14 +620,82 @@
           <w:ilvl w:val="0"/>
           <w:numId w:val="2"/>
         </w:numPr>
-        <w:rPr>
-          <w:rFonts w:ascii="Times New Roman" w:hAnsi="Times New Roman" w:cs="Times New Roman"/>
-        </w:rPr>
-      </w:pPr>
-      <w:r>
-        <w:rPr>
-          <w:rFonts w:ascii="Times New Roman" w:hAnsi="Times New Roman" w:cs="Times New Roman"/>
-        </w:rPr>
+        <w:jc w:val="both"/>
+        <w:rPr>
+          <w:rFonts w:ascii="Times New Roman" w:hAnsi="Times New Roman" w:cs="Times New Roman"/>
+        </w:rPr>
+      </w:pPr>
+      <w:r>
+        <w:rPr>
+          <w:rFonts w:ascii="Times New Roman" w:hAnsi="Times New Roman" w:cs="Times New Roman"/>
+        </w:rPr>
+        <w:t>Spake2+ Auth:</w:t>
+      </w:r>
+    </w:p>
+    <w:p>
+      <w:pPr>
+        <w:pStyle w:val="ListParagraph"/>
+        <w:rPr>
+          <w:rFonts w:ascii="Times New Roman" w:hAnsi="Times New Roman" w:cs="Times New Roman"/>
+        </w:rPr>
+      </w:pPr>
+      <w:r>
+        <w:rPr>
+          <w:rFonts w:ascii="Times New Roman" w:hAnsi="Times New Roman" w:cs="Times New Roman"/>
+        </w:rPr>
+        <w:drawing>
+          <wp:inline distT="0" distB="0" distL="0" distR="0" wp14:anchorId="65A4FE99" wp14:editId="23B0C435">
+            <wp:extent cx="5731510" cy="790575"/>
+            <wp:effectExtent l="0" t="0" r="2540" b="9525"/>
+            <wp:docPr id="2000170344" name="Picture 1"/>
+            <wp:cNvGraphicFramePr>
+              <a:graphicFrameLocks xmlns:a="http://schemas.openxmlformats.org/drawingml/2006/main" noChangeAspect="1"/>
+            </wp:cNvGraphicFramePr>
+            <a:graphic xmlns:a="http://schemas.openxmlformats.org/drawingml/2006/main">
+              <a:graphicData uri="http://schemas.openxmlformats.org/drawingml/2006/picture">
+                <pic:pic xmlns:pic="http://schemas.openxmlformats.org/drawingml/2006/picture">
+                  <pic:nvPicPr>
+                    <pic:cNvPr id="2000170344" name=""/>
+                    <pic:cNvPicPr/>
+                  </pic:nvPicPr>
+                  <pic:blipFill>
+                    <a:blip r:embed="rId8"/>
+                    <a:stretch>
+                      <a:fillRect/>
+                    </a:stretch>
+                  </pic:blipFill>
+                  <pic:spPr>
+                    <a:xfrm>
+                      <a:off x="0" y="0"/>
+                      <a:ext cx="5731510" cy="790575"/>
+                    </a:xfrm>
+                    <a:prstGeom prst="rect">
+                      <a:avLst/>
+                    </a:prstGeom>
+                  </pic:spPr>
+                </pic:pic>
+              </a:graphicData>
+            </a:graphic>
+          </wp:inline>
+        </w:drawing>
+      </w:r>
+    </w:p>
+    <w:p>
+      <w:pPr>
+        <w:pStyle w:val="ListParagraph"/>
+        <w:numPr>
+          <w:ilvl w:val="0"/>
+          <w:numId w:val="2"/>
+        </w:numPr>
+        <w:rPr>
+          <w:rFonts w:ascii="Times New Roman" w:hAnsi="Times New Roman" w:cs="Times New Roman"/>
+        </w:rPr>
+      </w:pPr>
+      <w:r>
+        <w:rPr>
+          <w:rFonts w:ascii="Times New Roman" w:hAnsi="Times New Roman" w:cs="Times New Roman"/>
+        </w:rPr>
+        <w:lastRenderedPageBreak/>
         <w:t>80 80 XX</w:t>
       </w:r>
       <w:r>
@@ -658,29 +820,22 @@
         </w:rPr>
         <w:t>22 31          → Bluetooth Disconnection</w:t>
       </w:r>
-      <w:r>
-        <w:rPr>
-          <w:rFonts w:ascii="Times New Roman" w:hAnsi="Times New Roman" w:cs="Times New Roman"/>
-        </w:rPr>
-        <w:br/>
-      </w:r>
-      <w:r>
-        <w:rPr>
-          <w:rFonts w:ascii="Times New Roman" w:hAnsi="Times New Roman" w:cs="Times New Roman"/>
-        </w:rPr>
-        <w:br/>
-      </w:r>
-      <w:r>
-        <w:rPr>
-          <w:rFonts w:ascii="Times New Roman" w:hAnsi="Times New Roman" w:cs="Times New Roman"/>
-        </w:rPr>
-        <w:br/>
-      </w:r>
-      <w:r>
-        <w:rPr>
-          <w:rFonts w:ascii="Times New Roman" w:hAnsi="Times New Roman" w:cs="Times New Roman"/>
-        </w:rPr>
-        <w:lastRenderedPageBreak/>
+    </w:p>
+    <w:p>
+      <w:pPr>
+        <w:pStyle w:val="ListParagraph"/>
+        <w:numPr>
+          <w:ilvl w:val="0"/>
+          <w:numId w:val="2"/>
+        </w:numPr>
+        <w:rPr>
+          <w:rFonts w:ascii="Times New Roman" w:hAnsi="Times New Roman" w:cs="Times New Roman"/>
+        </w:rPr>
+      </w:pPr>
+      <w:r>
+        <w:rPr>
+          <w:rFonts w:ascii="Times New Roman" w:hAnsi="Times New Roman" w:cs="Times New Roman"/>
+        </w:rPr>
         <w:br/>
       </w:r>
     </w:p>
@@ -909,7 +1064,7 @@
   <w:abstractNum w:abstractNumId="2" w15:restartNumberingAfterBreak="0">
     <w:nsid w:val="7E4020ED"/>
     <w:multiLevelType w:val="hybridMultilevel"/>
-    <w:tmpl w:val="97F04674"/>
+    <w:tmpl w:val="EBE2F4D0"/>
     <w:lvl w:ilvl="0" w:tplc="40090001">
       <w:start w:val="1"/>
       <w:numFmt w:val="bullet"/>
@@ -922,7 +1077,7 @@
         <w:rFonts w:ascii="Symbol" w:hAnsi="Symbol" w:hint="default"/>
       </w:rPr>
     </w:lvl>
-    <w:lvl w:ilvl="1" w:tplc="40090003" w:tentative="1">
+    <w:lvl w:ilvl="1" w:tplc="40090003">
       <w:start w:val="1"/>
       <w:numFmt w:val="bullet"/>
       <w:lvlText w:val="o"/>
@@ -934,7 +1089,7 @@
         <w:rFonts w:ascii="Courier New" w:hAnsi="Courier New" w:cs="Courier New" w:hint="default"/>
       </w:rPr>
     </w:lvl>
-    <w:lvl w:ilvl="2" w:tplc="40090005" w:tentative="1">
+    <w:lvl w:ilvl="2" w:tplc="40090005">
       <w:start w:val="1"/>
       <w:numFmt w:val="bullet"/>
       <w:lvlText w:val=""/>

--- a/TRJ/TRJ_CANMessages.docx
+++ b/TRJ/TRJ_CANMessages.docx
@@ -4,6 +4,7 @@
   <w:body>
     <w:p>
       <w:pPr>
+        <w:spacing w:after="0"/>
         <w:rPr>
           <w:rFonts w:ascii="Times New Roman" w:hAnsi="Times New Roman" w:cs="Times New Roman"/>
           <w:b/>
@@ -21,6 +22,7 @@
     </w:p>
     <w:p>
       <w:pPr>
+        <w:spacing w:after="0"/>
         <w:rPr>
           <w:rFonts w:ascii="Times New Roman" w:hAnsi="Times New Roman" w:cs="Times New Roman"/>
         </w:rPr>
@@ -41,6 +43,7 @@
           <w:ilvl w:val="0"/>
           <w:numId w:val="1"/>
         </w:numPr>
+        <w:spacing w:after="0"/>
         <w:rPr>
           <w:rFonts w:ascii="Times New Roman" w:hAnsi="Times New Roman" w:cs="Times New Roman"/>
         </w:rPr>
@@ -59,6 +62,7 @@
           <w:ilvl w:val="0"/>
           <w:numId w:val="1"/>
         </w:numPr>
+        <w:spacing w:after="0"/>
         <w:rPr>
           <w:rFonts w:ascii="Times New Roman" w:hAnsi="Times New Roman" w:cs="Times New Roman"/>
         </w:rPr>
@@ -77,6 +81,7 @@
           <w:ilvl w:val="0"/>
           <w:numId w:val="1"/>
         </w:numPr>
+        <w:spacing w:after="0"/>
         <w:rPr>
           <w:rFonts w:ascii="Times New Roman" w:hAnsi="Times New Roman" w:cs="Times New Roman"/>
         </w:rPr>
@@ -95,6 +100,7 @@
           <w:ilvl w:val="0"/>
           <w:numId w:val="1"/>
         </w:numPr>
+        <w:spacing w:after="0"/>
         <w:rPr>
           <w:rFonts w:ascii="Times New Roman" w:hAnsi="Times New Roman" w:cs="Times New Roman"/>
         </w:rPr>
@@ -113,6 +119,7 @@
           <w:ilvl w:val="0"/>
           <w:numId w:val="1"/>
         </w:numPr>
+        <w:spacing w:after="0"/>
         <w:rPr>
           <w:rFonts w:ascii="Times New Roman" w:hAnsi="Times New Roman" w:cs="Times New Roman"/>
         </w:rPr>
@@ -131,6 +138,7 @@
           <w:ilvl w:val="0"/>
           <w:numId w:val="1"/>
         </w:numPr>
+        <w:spacing w:after="0"/>
         <w:rPr>
           <w:rFonts w:ascii="Times New Roman" w:hAnsi="Times New Roman" w:cs="Times New Roman"/>
         </w:rPr>
@@ -161,6 +169,7 @@
           <w:ilvl w:val="0"/>
           <w:numId w:val="1"/>
         </w:numPr>
+        <w:spacing w:after="0"/>
         <w:rPr>
           <w:rFonts w:ascii="Times New Roman" w:hAnsi="Times New Roman" w:cs="Times New Roman"/>
         </w:rPr>
@@ -179,6 +188,7 @@
           <w:ilvl w:val="0"/>
           <w:numId w:val="1"/>
         </w:numPr>
+        <w:spacing w:after="0"/>
         <w:rPr>
           <w:rFonts w:ascii="Times New Roman" w:hAnsi="Times New Roman" w:cs="Times New Roman"/>
         </w:rPr>
@@ -197,6 +207,7 @@
           <w:ilvl w:val="0"/>
           <w:numId w:val="1"/>
         </w:numPr>
+        <w:spacing w:after="0"/>
         <w:rPr>
           <w:rFonts w:ascii="Times New Roman" w:hAnsi="Times New Roman" w:cs="Times New Roman"/>
         </w:rPr>
@@ -215,6 +226,7 @@
           <w:ilvl w:val="0"/>
           <w:numId w:val="1"/>
         </w:numPr>
+        <w:spacing w:after="0"/>
         <w:rPr>
           <w:rFonts w:ascii="Times New Roman" w:hAnsi="Times New Roman" w:cs="Times New Roman"/>
         </w:rPr>
@@ -233,6 +245,7 @@
           <w:ilvl w:val="0"/>
           <w:numId w:val="1"/>
         </w:numPr>
+        <w:spacing w:after="0"/>
         <w:rPr>
           <w:rFonts w:ascii="Times New Roman" w:hAnsi="Times New Roman" w:cs="Times New Roman"/>
         </w:rPr>
@@ -251,6 +264,7 @@
           <w:ilvl w:val="0"/>
           <w:numId w:val="1"/>
         </w:numPr>
+        <w:spacing w:after="0"/>
         <w:rPr>
           <w:rFonts w:ascii="Times New Roman" w:hAnsi="Times New Roman" w:cs="Times New Roman"/>
         </w:rPr>
@@ -269,6 +283,7 @@
           <w:ilvl w:val="0"/>
           <w:numId w:val="1"/>
         </w:numPr>
+        <w:spacing w:after="0"/>
         <w:rPr>
           <w:rFonts w:ascii="Times New Roman" w:hAnsi="Times New Roman" w:cs="Times New Roman"/>
         </w:rPr>
@@ -278,6 +293,55 @@
           <w:rFonts w:ascii="Times New Roman" w:hAnsi="Times New Roman" w:cs="Times New Roman"/>
         </w:rPr>
         <w:t>80 3C 01 91    → Phase 4 Complete — Untracked Key</w:t>
+      </w:r>
+    </w:p>
+    <w:p>
+      <w:pPr>
+        <w:pStyle w:val="ListParagraph"/>
+        <w:spacing w:after="0"/>
+        <w:rPr>
+          <w:rFonts w:ascii="Times New Roman" w:hAnsi="Times New Roman" w:cs="Times New Roman"/>
+        </w:rPr>
+      </w:pPr>
+      <w:r>
+        <w:rPr>
+          <w:rFonts w:ascii="Times New Roman" w:hAnsi="Times New Roman" w:cs="Times New Roman"/>
+        </w:rPr>
+        <w:drawing>
+          <wp:inline distT="0" distB="0" distL="0" distR="0" wp14:anchorId="3BC876BA" wp14:editId="147F940A">
+            <wp:extent cx="5349704" cy="609653"/>
+            <wp:effectExtent l="0" t="0" r="3810" b="0"/>
+            <wp:docPr id="1723983258" name="Picture 1"/>
+            <wp:cNvGraphicFramePr>
+              <a:graphicFrameLocks xmlns:a="http://schemas.openxmlformats.org/drawingml/2006/main" noChangeAspect="1"/>
+            </wp:cNvGraphicFramePr>
+            <a:graphic xmlns:a="http://schemas.openxmlformats.org/drawingml/2006/main">
+              <a:graphicData uri="http://schemas.openxmlformats.org/drawingml/2006/picture">
+                <pic:pic xmlns:pic="http://schemas.openxmlformats.org/drawingml/2006/picture">
+                  <pic:nvPicPr>
+                    <pic:cNvPr id="1723983258" name=""/>
+                    <pic:cNvPicPr/>
+                  </pic:nvPicPr>
+                  <pic:blipFill>
+                    <a:blip r:embed="rId5"/>
+                    <a:stretch>
+                      <a:fillRect/>
+                    </a:stretch>
+                  </pic:blipFill>
+                  <pic:spPr>
+                    <a:xfrm>
+                      <a:off x="0" y="0"/>
+                      <a:ext cx="5349704" cy="609653"/>
+                    </a:xfrm>
+                    <a:prstGeom prst="rect">
+                      <a:avLst/>
+                    </a:prstGeom>
+                  </pic:spPr>
+                </pic:pic>
+              </a:graphicData>
+            </a:graphic>
+          </wp:inline>
+        </w:drawing>
       </w:r>
     </w:p>
     <w:p>
@@ -287,6 +351,7 @@
           <w:ilvl w:val="0"/>
           <w:numId w:val="1"/>
         </w:numPr>
+        <w:spacing w:after="0"/>
         <w:rPr>
           <w:rFonts w:ascii="Times New Roman" w:hAnsi="Times New Roman" w:cs="Times New Roman"/>
         </w:rPr>
@@ -300,6 +365,7 @@
     </w:p>
     <w:p>
       <w:pPr>
+        <w:spacing w:after="0"/>
         <w:rPr>
           <w:rFonts w:ascii="Times New Roman" w:hAnsi="Times New Roman" w:cs="Times New Roman"/>
           <w:b/>
@@ -322,6 +388,7 @@
           <w:ilvl w:val="0"/>
           <w:numId w:val="3"/>
         </w:numPr>
+        <w:spacing w:after="0"/>
         <w:rPr>
           <w:rFonts w:ascii="Times New Roman" w:hAnsi="Times New Roman" w:cs="Times New Roman"/>
           <w:b/>
@@ -344,6 +411,7 @@
           <w:ilvl w:val="0"/>
           <w:numId w:val="3"/>
         </w:numPr>
+        <w:spacing w:after="0"/>
         <w:rPr>
           <w:rFonts w:ascii="Times New Roman" w:hAnsi="Times New Roman" w:cs="Times New Roman"/>
           <w:b/>
@@ -366,6 +434,7 @@
           <w:ilvl w:val="0"/>
           <w:numId w:val="3"/>
         </w:numPr>
+        <w:spacing w:after="0"/>
         <w:rPr>
           <w:rFonts w:ascii="Times New Roman" w:hAnsi="Times New Roman" w:cs="Times New Roman"/>
           <w:b/>
@@ -384,6 +453,7 @@
     <w:p>
       <w:pPr>
         <w:pStyle w:val="ListParagraph"/>
+        <w:spacing w:after="0"/>
         <w:rPr>
           <w:rFonts w:ascii="Times New Roman" w:hAnsi="Times New Roman" w:cs="Times New Roman"/>
           <w:b/>
@@ -401,6 +471,7 @@
     </w:p>
     <w:p>
       <w:pPr>
+        <w:spacing w:after="0"/>
         <w:rPr>
           <w:rFonts w:ascii="Times New Roman" w:hAnsi="Times New Roman" w:cs="Times New Roman"/>
           <w:b/>
@@ -429,7 +500,7 @@
                     <pic:cNvPicPr/>
                   </pic:nvPicPr>
                   <pic:blipFill>
-                    <a:blip r:embed="rId5"/>
+                    <a:blip r:embed="rId6"/>
                     <a:stretch>
                       <a:fillRect/>
                     </a:stretch>
@@ -452,6 +523,7 @@
     </w:p>
     <w:p>
       <w:pPr>
+        <w:spacing w:after="0"/>
         <w:rPr>
           <w:rFonts w:ascii="Times New Roman" w:hAnsi="Times New Roman" w:cs="Times New Roman"/>
         </w:rPr>
@@ -472,6 +544,7 @@
           <w:ilvl w:val="0"/>
           <w:numId w:val="2"/>
         </w:numPr>
+        <w:spacing w:after="0"/>
         <w:rPr>
           <w:rFonts w:ascii="Times New Roman" w:hAnsi="Times New Roman" w:cs="Times New Roman"/>
         </w:rPr>
@@ -502,6 +575,7 @@
           <w:ilvl w:val="0"/>
           <w:numId w:val="2"/>
         </w:numPr>
+        <w:spacing w:after="0"/>
         <w:rPr>
           <w:rFonts w:ascii="Times New Roman" w:hAnsi="Times New Roman" w:cs="Times New Roman"/>
         </w:rPr>
@@ -526,7 +600,7 @@
                     <pic:cNvPicPr/>
                   </pic:nvPicPr>
                   <pic:blipFill>
-                    <a:blip r:embed="rId6"/>
+                    <a:blip r:embed="rId7"/>
                     <a:stretch>
                       <a:fillRect/>
                     </a:stretch>
@@ -568,6 +642,7 @@
     <w:p>
       <w:pPr>
         <w:pStyle w:val="ListParagraph"/>
+        <w:spacing w:after="0"/>
         <w:rPr>
           <w:rFonts w:ascii="Times New Roman" w:hAnsi="Times New Roman" w:cs="Times New Roman"/>
         </w:rPr>
@@ -592,7 +667,7 @@
                     <pic:cNvPicPr/>
                   </pic:nvPicPr>
                   <pic:blipFill>
-                    <a:blip r:embed="rId7"/>
+                    <a:blip r:embed="rId8"/>
                     <a:stretch>
                       <a:fillRect/>
                     </a:stretch>
@@ -620,7 +695,7 @@
           <w:ilvl w:val="0"/>
           <w:numId w:val="2"/>
         </w:numPr>
-        <w:jc w:val="both"/>
+        <w:spacing w:after="0"/>
         <w:rPr>
           <w:rFonts w:ascii="Times New Roman" w:hAnsi="Times New Roman" w:cs="Times New Roman"/>
         </w:rPr>
@@ -635,6 +710,7 @@
     <w:p>
       <w:pPr>
         <w:pStyle w:val="ListParagraph"/>
+        <w:spacing w:after="0"/>
         <w:rPr>
           <w:rFonts w:ascii="Times New Roman" w:hAnsi="Times New Roman" w:cs="Times New Roman"/>
         </w:rPr>
@@ -659,7 +735,7 @@
                     <pic:cNvPicPr/>
                   </pic:nvPicPr>
                   <pic:blipFill>
-                    <a:blip r:embed="rId8"/>
+                    <a:blip r:embed="rId9"/>
                     <a:stretch>
                       <a:fillRect/>
                     </a:stretch>
@@ -687,6 +763,46 @@
           <w:ilvl w:val="0"/>
           <w:numId w:val="2"/>
         </w:numPr>
+        <w:spacing w:after="0"/>
+        <w:rPr>
+          <w:rFonts w:ascii="Times New Roman" w:hAnsi="Times New Roman" w:cs="Times New Roman"/>
+        </w:rPr>
+      </w:pPr>
+      <w:r>
+        <w:rPr>
+          <w:rFonts w:ascii="Times New Roman" w:hAnsi="Times New Roman" w:cs="Times New Roman"/>
+        </w:rPr>
+        <w:t>80 80 XX</w:t>
+      </w:r>
+      <w:r>
+        <w:rPr>
+          <w:rFonts w:ascii="Times New Roman" w:hAnsi="Times New Roman" w:cs="Times New Roman"/>
+        </w:rPr>
+        <w:t>[P1]</w:t>
+      </w:r>
+      <w:r>
+        <w:rPr>
+          <w:rFonts w:ascii="Times New Roman" w:hAnsi="Times New Roman" w:cs="Times New Roman"/>
+        </w:rPr>
+        <w:t xml:space="preserve"> XX</w:t>
+      </w:r>
+      <w:r>
+        <w:rPr>
+          <w:rFonts w:ascii="Times New Roman" w:hAnsi="Times New Roman" w:cs="Times New Roman"/>
+        </w:rPr>
+        <w:t>[P2]</w:t>
+      </w:r>
+      <w:r>
+        <w:rPr>
+          <w:rFonts w:ascii="Times New Roman" w:hAnsi="Times New Roman" w:cs="Times New Roman"/>
+        </w:rPr>
+        <w:t xml:space="preserve">    → Authentication 0</w:t>
+      </w:r>
+    </w:p>
+    <w:p>
+      <w:pPr>
+        <w:pStyle w:val="ListParagraph"/>
+        <w:spacing w:after="0"/>
         <w:rPr>
           <w:rFonts w:ascii="Times New Roman" w:hAnsi="Times New Roman" w:cs="Times New Roman"/>
         </w:rPr>
@@ -696,31 +812,41 @@
           <w:rFonts w:ascii="Times New Roman" w:hAnsi="Times New Roman" w:cs="Times New Roman"/>
         </w:rPr>
         <w:lastRenderedPageBreak/>
-        <w:t>80 80 XX</w:t>
-      </w:r>
-      <w:r>
-        <w:rPr>
-          <w:rFonts w:ascii="Times New Roman" w:hAnsi="Times New Roman" w:cs="Times New Roman"/>
-        </w:rPr>
-        <w:t>[P1]</w:t>
-      </w:r>
-      <w:r>
-        <w:rPr>
-          <w:rFonts w:ascii="Times New Roman" w:hAnsi="Times New Roman" w:cs="Times New Roman"/>
-        </w:rPr>
-        <w:t xml:space="preserve"> XX</w:t>
-      </w:r>
-      <w:r>
-        <w:rPr>
-          <w:rFonts w:ascii="Times New Roman" w:hAnsi="Times New Roman" w:cs="Times New Roman"/>
-        </w:rPr>
-        <w:t>[P2]</w:t>
-      </w:r>
-      <w:r>
-        <w:rPr>
-          <w:rFonts w:ascii="Times New Roman" w:hAnsi="Times New Roman" w:cs="Times New Roman"/>
-        </w:rPr>
-        <w:t xml:space="preserve">    → Authentication 0</w:t>
+        <w:drawing>
+          <wp:inline distT="0" distB="0" distL="0" distR="0" wp14:anchorId="744FA893" wp14:editId="45523823">
+            <wp:extent cx="5731510" cy="734695"/>
+            <wp:effectExtent l="0" t="0" r="2540" b="8255"/>
+            <wp:docPr id="1748289759" name="Picture 1"/>
+            <wp:cNvGraphicFramePr>
+              <a:graphicFrameLocks xmlns:a="http://schemas.openxmlformats.org/drawingml/2006/main" noChangeAspect="1"/>
+            </wp:cNvGraphicFramePr>
+            <a:graphic xmlns:a="http://schemas.openxmlformats.org/drawingml/2006/main">
+              <a:graphicData uri="http://schemas.openxmlformats.org/drawingml/2006/picture">
+                <pic:pic xmlns:pic="http://schemas.openxmlformats.org/drawingml/2006/picture">
+                  <pic:nvPicPr>
+                    <pic:cNvPr id="1748289759" name=""/>
+                    <pic:cNvPicPr/>
+                  </pic:nvPicPr>
+                  <pic:blipFill>
+                    <a:blip r:embed="rId10"/>
+                    <a:stretch>
+                      <a:fillRect/>
+                    </a:stretch>
+                  </pic:blipFill>
+                  <pic:spPr>
+                    <a:xfrm>
+                      <a:off x="0" y="0"/>
+                      <a:ext cx="5731510" cy="734695"/>
+                    </a:xfrm>
+                    <a:prstGeom prst="rect">
+                      <a:avLst/>
+                    </a:prstGeom>
+                  </pic:spPr>
+                </pic:pic>
+              </a:graphicData>
+            </a:graphic>
+          </wp:inline>
+        </w:drawing>
       </w:r>
     </w:p>
     <w:p>
@@ -730,6 +856,7 @@
           <w:ilvl w:val="0"/>
           <w:numId w:val="2"/>
         </w:numPr>
+        <w:spacing w:after="0"/>
         <w:rPr>
           <w:rFonts w:ascii="Times New Roman" w:hAnsi="Times New Roman" w:cs="Times New Roman"/>
         </w:rPr>
@@ -739,6 +866,55 @@
           <w:rFonts w:ascii="Times New Roman" w:hAnsi="Times New Roman" w:cs="Times New Roman"/>
         </w:rPr>
         <w:t>80 81          → Authentication 1</w:t>
+      </w:r>
+    </w:p>
+    <w:p>
+      <w:pPr>
+        <w:pStyle w:val="ListParagraph"/>
+        <w:spacing w:after="0"/>
+        <w:rPr>
+          <w:rFonts w:ascii="Times New Roman" w:hAnsi="Times New Roman" w:cs="Times New Roman"/>
+        </w:rPr>
+      </w:pPr>
+      <w:r>
+        <w:rPr>
+          <w:rFonts w:ascii="Times New Roman" w:hAnsi="Times New Roman" w:cs="Times New Roman"/>
+        </w:rPr>
+        <w:drawing>
+          <wp:inline distT="0" distB="0" distL="0" distR="0" wp14:anchorId="6730D479" wp14:editId="52D8B570">
+            <wp:extent cx="5753100" cy="649027"/>
+            <wp:effectExtent l="0" t="0" r="0" b="0"/>
+            <wp:docPr id="526161603" name="Picture 1"/>
+            <wp:cNvGraphicFramePr>
+              <a:graphicFrameLocks xmlns:a="http://schemas.openxmlformats.org/drawingml/2006/main" noChangeAspect="1"/>
+            </wp:cNvGraphicFramePr>
+            <a:graphic xmlns:a="http://schemas.openxmlformats.org/drawingml/2006/main">
+              <a:graphicData uri="http://schemas.openxmlformats.org/drawingml/2006/picture">
+                <pic:pic xmlns:pic="http://schemas.openxmlformats.org/drawingml/2006/picture">
+                  <pic:nvPicPr>
+                    <pic:cNvPr id="526161603" name=""/>
+                    <pic:cNvPicPr/>
+                  </pic:nvPicPr>
+                  <pic:blipFill>
+                    <a:blip r:embed="rId11"/>
+                    <a:stretch>
+                      <a:fillRect/>
+                    </a:stretch>
+                  </pic:blipFill>
+                  <pic:spPr>
+                    <a:xfrm>
+                      <a:off x="0" y="0"/>
+                      <a:ext cx="5766699" cy="650561"/>
+                    </a:xfrm>
+                    <a:prstGeom prst="rect">
+                      <a:avLst/>
+                    </a:prstGeom>
+                  </pic:spPr>
+                </pic:pic>
+              </a:graphicData>
+            </a:graphic>
+          </wp:inline>
+        </w:drawing>
       </w:r>
     </w:p>
     <w:p>
@@ -748,6 +924,7 @@
           <w:ilvl w:val="0"/>
           <w:numId w:val="2"/>
         </w:numPr>
+        <w:spacing w:after="0"/>
         <w:rPr>
           <w:rFonts w:ascii="Times New Roman" w:hAnsi="Times New Roman" w:cs="Times New Roman"/>
         </w:rPr>
@@ -766,24 +943,17 @@
           <w:ilvl w:val="0"/>
           <w:numId w:val="2"/>
         </w:numPr>
-        <w:rPr>
-          <w:rFonts w:ascii="Times New Roman" w:hAnsi="Times New Roman" w:cs="Times New Roman"/>
-        </w:rPr>
-      </w:pPr>
-      <w:r>
-        <w:rPr>
-          <w:rFonts w:ascii="Times New Roman" w:hAnsi="Times New Roman" w:cs="Times New Roman"/>
-        </w:rPr>
-        <w:t xml:space="preserve">03 11 00 02 01 01 → </w:t>
-      </w:r>
-      <w:proofErr w:type="spellStart"/>
-      <w:r>
-        <w:rPr>
-          <w:rFonts w:ascii="Times New Roman" w:hAnsi="Times New Roman" w:cs="Times New Roman"/>
-        </w:rPr>
-        <w:t>BLE_Pairing_Ready</w:t>
-      </w:r>
-      <w:proofErr w:type="spellEnd"/>
+        <w:spacing w:after="0"/>
+        <w:rPr>
+          <w:rFonts w:ascii="Times New Roman" w:hAnsi="Times New Roman" w:cs="Times New Roman"/>
+        </w:rPr>
+      </w:pPr>
+      <w:r>
+        <w:rPr>
+          <w:rFonts w:ascii="Times New Roman" w:hAnsi="Times New Roman" w:cs="Times New Roman"/>
+        </w:rPr>
+        <w:t>03 11 00 02 01 01 → BLE_Pairing_Ready</w:t>
+      </w:r>
     </w:p>
     <w:p>
       <w:pPr>
@@ -792,6 +962,7 @@
           <w:ilvl w:val="0"/>
           <w:numId w:val="2"/>
         </w:numPr>
+        <w:spacing w:after="0"/>
         <w:rPr>
           <w:rFonts w:ascii="Times New Roman" w:hAnsi="Times New Roman" w:cs="Times New Roman"/>
         </w:rPr>
@@ -810,6 +981,7 @@
           <w:ilvl w:val="0"/>
           <w:numId w:val="2"/>
         </w:numPr>
+        <w:spacing w:after="0"/>
         <w:rPr>
           <w:rFonts w:ascii="Times New Roman" w:hAnsi="Times New Roman" w:cs="Times New Roman"/>
         </w:rPr>
@@ -828,6 +1000,753 @@
           <w:ilvl w:val="0"/>
           <w:numId w:val="2"/>
         </w:numPr>
+        <w:spacing w:after="0"/>
+        <w:rPr>
+          <w:rFonts w:ascii="Times New Roman" w:hAnsi="Times New Roman" w:cs="Times New Roman"/>
+        </w:rPr>
+      </w:pPr>
+      <w:r>
+        <w:rPr>
+          <w:rFonts w:ascii="Times New Roman" w:hAnsi="Times New Roman" w:cs="Times New Roman"/>
+        </w:rPr>
+        <w:t xml:space="preserve">FIRST APPROACH REQ:  </w:t>
+      </w:r>
+      <w:r>
+        <w:rPr>
+          <w:rFonts w:ascii="Times New Roman" w:hAnsi="Times New Roman" w:cs="Times New Roman"/>
+        </w:rPr>
+        <w:drawing>
+          <wp:inline distT="0" distB="0" distL="0" distR="0" wp14:anchorId="3955A121" wp14:editId="7F6213B6">
+            <wp:extent cx="1607820" cy="387350"/>
+            <wp:effectExtent l="0" t="0" r="0" b="0"/>
+            <wp:docPr id="626070077" name="Picture 1"/>
+            <wp:cNvGraphicFramePr>
+              <a:graphicFrameLocks xmlns:a="http://schemas.openxmlformats.org/drawingml/2006/main" noChangeAspect="1"/>
+            </wp:cNvGraphicFramePr>
+            <a:graphic xmlns:a="http://schemas.openxmlformats.org/drawingml/2006/main">
+              <a:graphicData uri="http://schemas.openxmlformats.org/drawingml/2006/picture">
+                <pic:pic xmlns:pic="http://schemas.openxmlformats.org/drawingml/2006/picture">
+                  <pic:nvPicPr>
+                    <pic:cNvPr id="626070077" name=""/>
+                    <pic:cNvPicPr/>
+                  </pic:nvPicPr>
+                  <pic:blipFill>
+                    <a:blip r:embed="rId12"/>
+                    <a:stretch>
+                      <a:fillRect/>
+                    </a:stretch>
+                  </pic:blipFill>
+                  <pic:spPr>
+                    <a:xfrm>
+                      <a:off x="0" y="0"/>
+                      <a:ext cx="1616350" cy="389405"/>
+                    </a:xfrm>
+                    <a:prstGeom prst="rect">
+                      <a:avLst/>
+                    </a:prstGeom>
+                  </pic:spPr>
+                </pic:pic>
+              </a:graphicData>
+            </a:graphic>
+          </wp:inline>
+        </w:drawing>
+      </w:r>
+    </w:p>
+    <w:p>
+      <w:pPr>
+        <w:pStyle w:val="ListParagraph"/>
+        <w:numPr>
+          <w:ilvl w:val="0"/>
+          <w:numId w:val="2"/>
+        </w:numPr>
+        <w:spacing w:after="0"/>
+        <w:rPr>
+          <w:rFonts w:ascii="Times New Roman" w:hAnsi="Times New Roman" w:cs="Times New Roman"/>
+        </w:rPr>
+      </w:pPr>
+      <w:r>
+        <w:rPr>
+          <w:rFonts w:ascii="Times New Roman" w:hAnsi="Times New Roman" w:cs="Times New Roman"/>
+        </w:rPr>
+        <w:t>FIRST APPROACH RE</w:t>
+      </w:r>
+      <w:r>
+        <w:rPr>
+          <w:rFonts w:ascii="Times New Roman" w:hAnsi="Times New Roman" w:cs="Times New Roman"/>
+        </w:rPr>
+        <w:t xml:space="preserve">S: </w:t>
+      </w:r>
+      <w:r>
+        <w:rPr>
+          <w:rFonts w:ascii="Times New Roman" w:hAnsi="Times New Roman" w:cs="Times New Roman"/>
+        </w:rPr>
+        <w:t xml:space="preserve"> </w:t>
+      </w:r>
+      <w:r>
+        <w:rPr>
+          <w:noProof/>
+        </w:rPr>
+        <w:drawing>
+          <wp:inline distT="0" distB="0" distL="0" distR="0" wp14:anchorId="2EE63E32" wp14:editId="068D2160">
+            <wp:extent cx="1607820" cy="400685"/>
+            <wp:effectExtent l="0" t="0" r="0" b="0"/>
+            <wp:docPr id="1505733590" name="Picture 1"/>
+            <wp:cNvGraphicFramePr>
+              <a:graphicFrameLocks xmlns:a="http://schemas.openxmlformats.org/drawingml/2006/main" noChangeAspect="1"/>
+            </wp:cNvGraphicFramePr>
+            <a:graphic xmlns:a="http://schemas.openxmlformats.org/drawingml/2006/main">
+              <a:graphicData uri="http://schemas.openxmlformats.org/drawingml/2006/picture">
+                <pic:pic xmlns:pic="http://schemas.openxmlformats.org/drawingml/2006/picture">
+                  <pic:nvPicPr>
+                    <pic:cNvPr id="1505733590" name=""/>
+                    <pic:cNvPicPr/>
+                  </pic:nvPicPr>
+                  <pic:blipFill>
+                    <a:blip r:embed="rId13"/>
+                    <a:stretch>
+                      <a:fillRect/>
+                    </a:stretch>
+                  </pic:blipFill>
+                  <pic:spPr>
+                    <a:xfrm>
+                      <a:off x="0" y="0"/>
+                      <a:ext cx="1631443" cy="406572"/>
+                    </a:xfrm>
+                    <a:prstGeom prst="rect">
+                      <a:avLst/>
+                    </a:prstGeom>
+                  </pic:spPr>
+                </pic:pic>
+              </a:graphicData>
+            </a:graphic>
+          </wp:inline>
+        </w:drawing>
+      </w:r>
+    </w:p>
+    <w:p>
+      <w:pPr>
+        <w:pStyle w:val="ListParagraph"/>
+        <w:numPr>
+          <w:ilvl w:val="0"/>
+          <w:numId w:val="2"/>
+        </w:numPr>
+        <w:spacing w:after="0"/>
+        <w:rPr>
+          <w:rFonts w:ascii="Times New Roman" w:hAnsi="Times New Roman" w:cs="Times New Roman"/>
+        </w:rPr>
+      </w:pPr>
+      <w:r>
+        <w:rPr>
+          <w:rFonts w:ascii="Times New Roman" w:hAnsi="Times New Roman" w:cs="Times New Roman"/>
+        </w:rPr>
+        <w:t xml:space="preserve">BLE PAIRING TAG:  </w:t>
+      </w:r>
+      <w:r>
+        <w:rPr>
+          <w:rFonts w:ascii="Times New Roman" w:hAnsi="Times New Roman" w:cs="Times New Roman"/>
+        </w:rPr>
+        <w:drawing>
+          <wp:inline distT="0" distB="0" distL="0" distR="0" wp14:anchorId="39D3B0F1" wp14:editId="6A013F48">
+            <wp:extent cx="2209799" cy="690990"/>
+            <wp:effectExtent l="0" t="0" r="635" b="0"/>
+            <wp:docPr id="115182086" name="Picture 1"/>
+            <wp:cNvGraphicFramePr>
+              <a:graphicFrameLocks xmlns:a="http://schemas.openxmlformats.org/drawingml/2006/main" noChangeAspect="1"/>
+            </wp:cNvGraphicFramePr>
+            <a:graphic xmlns:a="http://schemas.openxmlformats.org/drawingml/2006/main">
+              <a:graphicData uri="http://schemas.openxmlformats.org/drawingml/2006/picture">
+                <pic:pic xmlns:pic="http://schemas.openxmlformats.org/drawingml/2006/picture">
+                  <pic:nvPicPr>
+                    <pic:cNvPr id="115182086" name=""/>
+                    <pic:cNvPicPr/>
+                  </pic:nvPicPr>
+                  <pic:blipFill>
+                    <a:blip r:embed="rId14"/>
+                    <a:stretch>
+                      <a:fillRect/>
+                    </a:stretch>
+                  </pic:blipFill>
+                  <pic:spPr>
+                    <a:xfrm>
+                      <a:off x="0" y="0"/>
+                      <a:ext cx="2213581" cy="692173"/>
+                    </a:xfrm>
+                    <a:prstGeom prst="rect">
+                      <a:avLst/>
+                    </a:prstGeom>
+                  </pic:spPr>
+                </pic:pic>
+              </a:graphicData>
+            </a:graphic>
+          </wp:inline>
+        </w:drawing>
+      </w:r>
+    </w:p>
+    <w:p>
+      <w:pPr>
+        <w:pStyle w:val="ListParagraph"/>
+        <w:numPr>
+          <w:ilvl w:val="0"/>
+          <w:numId w:val="2"/>
+        </w:numPr>
+        <w:spacing w:after="0"/>
+        <w:rPr>
+          <w:rFonts w:ascii="Times New Roman" w:hAnsi="Times New Roman" w:cs="Times New Roman"/>
+        </w:rPr>
+      </w:pPr>
+      <w:r>
+        <w:rPr>
+          <w:rFonts w:ascii="Times New Roman" w:hAnsi="Times New Roman" w:cs="Times New Roman"/>
+        </w:rPr>
+        <w:t xml:space="preserve">To del owner key last 2 value </w:t>
+      </w:r>
+      <w:proofErr w:type="spellStart"/>
+      <w:r>
+        <w:rPr>
+          <w:rFonts w:ascii="Times New Roman" w:hAnsi="Times New Roman" w:cs="Times New Roman"/>
+        </w:rPr>
+        <w:t>shld</w:t>
+      </w:r>
+      <w:proofErr w:type="spellEnd"/>
+      <w:r>
+        <w:rPr>
+          <w:rFonts w:ascii="Times New Roman" w:hAnsi="Times New Roman" w:cs="Times New Roman"/>
+        </w:rPr>
+        <w:t xml:space="preserve"> be </w:t>
+      </w:r>
+      <w:r>
+        <w:rPr>
+          <w:rFonts w:ascii="Times New Roman" w:hAnsi="Times New Roman" w:cs="Times New Roman"/>
+          <w:b/>
+          <w:bCs/>
+        </w:rPr>
+        <w:t>04 00</w:t>
+      </w:r>
+    </w:p>
+    <w:p>
+      <w:pPr>
+        <w:pStyle w:val="ListParagraph"/>
+        <w:numPr>
+          <w:ilvl w:val="0"/>
+          <w:numId w:val="2"/>
+        </w:numPr>
+        <w:spacing w:after="0"/>
+        <w:rPr>
+          <w:rFonts w:ascii="Times New Roman" w:hAnsi="Times New Roman" w:cs="Times New Roman"/>
+        </w:rPr>
+      </w:pPr>
+      <w:r>
+        <w:rPr>
+          <w:rFonts w:ascii="Times New Roman" w:hAnsi="Times New Roman" w:cs="Times New Roman"/>
+          <w:b/>
+          <w:bCs/>
+        </w:rPr>
+        <w:t xml:space="preserve">REQ OP DK </w:t>
+      </w:r>
+      <w:proofErr w:type="spellStart"/>
+      <w:r>
+        <w:rPr>
+          <w:rFonts w:ascii="Times New Roman" w:hAnsi="Times New Roman" w:cs="Times New Roman"/>
+          <w:b/>
+          <w:bCs/>
+        </w:rPr>
+        <w:t>SubEvent</w:t>
+      </w:r>
+      <w:proofErr w:type="spellEnd"/>
+      <w:r>
+        <w:rPr>
+          <w:rFonts w:ascii="Times New Roman" w:hAnsi="Times New Roman" w:cs="Times New Roman"/>
+          <w:b/>
+          <w:bCs/>
+        </w:rPr>
+        <w:t xml:space="preserve">: </w:t>
+      </w:r>
+      <w:r>
+        <w:rPr>
+          <w:rFonts w:ascii="Times New Roman" w:hAnsi="Times New Roman" w:cs="Times New Roman"/>
+          <w:b/>
+          <w:bCs/>
+        </w:rPr>
+        <w:drawing>
+          <wp:inline distT="0" distB="0" distL="0" distR="0" wp14:anchorId="751EEB96" wp14:editId="35DAF03A">
+            <wp:extent cx="4480560" cy="475557"/>
+            <wp:effectExtent l="0" t="0" r="0" b="1270"/>
+            <wp:docPr id="1872896392" name="Picture 1"/>
+            <wp:cNvGraphicFramePr>
+              <a:graphicFrameLocks xmlns:a="http://schemas.openxmlformats.org/drawingml/2006/main" noChangeAspect="1"/>
+            </wp:cNvGraphicFramePr>
+            <a:graphic xmlns:a="http://schemas.openxmlformats.org/drawingml/2006/main">
+              <a:graphicData uri="http://schemas.openxmlformats.org/drawingml/2006/picture">
+                <pic:pic xmlns:pic="http://schemas.openxmlformats.org/drawingml/2006/picture">
+                  <pic:nvPicPr>
+                    <pic:cNvPr id="1872896392" name=""/>
+                    <pic:cNvPicPr/>
+                  </pic:nvPicPr>
+                  <pic:blipFill>
+                    <a:blip r:embed="rId15"/>
+                    <a:stretch>
+                      <a:fillRect/>
+                    </a:stretch>
+                  </pic:blipFill>
+                  <pic:spPr>
+                    <a:xfrm>
+                      <a:off x="0" y="0"/>
+                      <a:ext cx="4730878" cy="502125"/>
+                    </a:xfrm>
+                    <a:prstGeom prst="rect">
+                      <a:avLst/>
+                    </a:prstGeom>
+                  </pic:spPr>
+                </pic:pic>
+              </a:graphicData>
+            </a:graphic>
+          </wp:inline>
+        </w:drawing>
+      </w:r>
+    </w:p>
+    <w:p>
+      <w:pPr>
+        <w:spacing w:after="0"/>
+        <w:ind w:left="720" w:hanging="720"/>
+        <w:rPr>
+          <w:rFonts w:ascii="Times New Roman" w:hAnsi="Times New Roman" w:cs="Times New Roman"/>
+        </w:rPr>
+      </w:pPr>
+    </w:p>
+    <w:p>
+      <w:pPr>
+        <w:spacing w:after="0"/>
+        <w:ind w:left="720" w:hanging="720"/>
+        <w:rPr>
+          <w:rFonts w:ascii="Times New Roman" w:hAnsi="Times New Roman" w:cs="Times New Roman"/>
+        </w:rPr>
+      </w:pPr>
+    </w:p>
+    <w:p>
+      <w:pPr>
+        <w:spacing w:after="0"/>
+        <w:ind w:left="720" w:hanging="720"/>
+        <w:rPr>
+          <w:rFonts w:ascii="Times New Roman" w:hAnsi="Times New Roman" w:cs="Times New Roman"/>
+        </w:rPr>
+      </w:pPr>
+      <w:r>
+        <w:rPr>
+          <w:rFonts w:ascii="Times New Roman" w:hAnsi="Times New Roman" w:cs="Times New Roman"/>
+        </w:rPr>
+        <w:t>UWB</w:t>
+      </w:r>
+    </w:p>
+    <w:p>
+      <w:pPr>
+        <w:pStyle w:val="ListParagraph"/>
+        <w:numPr>
+          <w:ilvl w:val="0"/>
+          <w:numId w:val="2"/>
+        </w:numPr>
+        <w:spacing w:after="0"/>
+        <w:rPr>
+          <w:rFonts w:ascii="Times New Roman" w:hAnsi="Times New Roman" w:cs="Times New Roman"/>
+        </w:rPr>
+      </w:pPr>
+      <w:r>
+        <w:rPr>
+          <w:rFonts w:ascii="Times New Roman" w:hAnsi="Times New Roman" w:cs="Times New Roman"/>
+        </w:rPr>
+        <w:t xml:space="preserve">Start </w:t>
+      </w:r>
+      <w:proofErr w:type="gramStart"/>
+      <w:r>
+        <w:rPr>
+          <w:rFonts w:ascii="Times New Roman" w:hAnsi="Times New Roman" w:cs="Times New Roman"/>
+        </w:rPr>
+        <w:t>Ranging :</w:t>
+      </w:r>
+      <w:proofErr w:type="gramEnd"/>
+      <w:r>
+        <w:rPr>
+          <w:rFonts w:ascii="Times New Roman" w:hAnsi="Times New Roman" w:cs="Times New Roman"/>
+        </w:rPr>
+        <w:t xml:space="preserve"> </w:t>
+      </w:r>
+    </w:p>
+    <w:p>
+      <w:pPr>
+        <w:pStyle w:val="ListParagraph"/>
+        <w:spacing w:after="0"/>
+        <w:rPr>
+          <w:rFonts w:ascii="Times New Roman" w:hAnsi="Times New Roman" w:cs="Times New Roman"/>
+        </w:rPr>
+      </w:pPr>
+      <w:r>
+        <w:rPr>
+          <w:rFonts w:ascii="Times New Roman" w:hAnsi="Times New Roman" w:cs="Times New Roman"/>
+        </w:rPr>
+        <w:drawing>
+          <wp:inline distT="0" distB="0" distL="0" distR="0" wp14:anchorId="489F21E7" wp14:editId="1BE48911">
+            <wp:extent cx="5570703" cy="548688"/>
+            <wp:effectExtent l="0" t="0" r="0" b="3810"/>
+            <wp:docPr id="1769281743" name="Picture 1"/>
+            <wp:cNvGraphicFramePr>
+              <a:graphicFrameLocks xmlns:a="http://schemas.openxmlformats.org/drawingml/2006/main" noChangeAspect="1"/>
+            </wp:cNvGraphicFramePr>
+            <a:graphic xmlns:a="http://schemas.openxmlformats.org/drawingml/2006/main">
+              <a:graphicData uri="http://schemas.openxmlformats.org/drawingml/2006/picture">
+                <pic:pic xmlns:pic="http://schemas.openxmlformats.org/drawingml/2006/picture">
+                  <pic:nvPicPr>
+                    <pic:cNvPr id="1769281743" name=""/>
+                    <pic:cNvPicPr/>
+                  </pic:nvPicPr>
+                  <pic:blipFill>
+                    <a:blip r:embed="rId16"/>
+                    <a:stretch>
+                      <a:fillRect/>
+                    </a:stretch>
+                  </pic:blipFill>
+                  <pic:spPr>
+                    <a:xfrm>
+                      <a:off x="0" y="0"/>
+                      <a:ext cx="5570703" cy="548688"/>
+                    </a:xfrm>
+                    <a:prstGeom prst="rect">
+                      <a:avLst/>
+                    </a:prstGeom>
+                  </pic:spPr>
+                </pic:pic>
+              </a:graphicData>
+            </a:graphic>
+          </wp:inline>
+        </w:drawing>
+      </w:r>
+    </w:p>
+    <w:p>
+      <w:pPr>
+        <w:pStyle w:val="ListParagraph"/>
+        <w:spacing w:after="0"/>
+        <w:rPr>
+          <w:rFonts w:ascii="Times New Roman" w:hAnsi="Times New Roman" w:cs="Times New Roman"/>
+        </w:rPr>
+      </w:pPr>
+      <w:r>
+        <w:rPr>
+          <w:rFonts w:ascii="Times New Roman" w:hAnsi="Times New Roman" w:cs="Times New Roman"/>
+        </w:rPr>
+        <w:t>101h – 7</w:t>
+      </w:r>
+      <w:r>
+        <w:rPr>
+          <w:rFonts w:ascii="Times New Roman" w:hAnsi="Times New Roman" w:cs="Times New Roman"/>
+          <w:vertAlign w:val="superscript"/>
+        </w:rPr>
+        <w:t>th</w:t>
+      </w:r>
+      <w:r>
+        <w:rPr>
+          <w:rFonts w:ascii="Times New Roman" w:hAnsi="Times New Roman" w:cs="Times New Roman"/>
+        </w:rPr>
+        <w:t xml:space="preserve"> Byte – 02 (FOR START/RESUME)</w:t>
+      </w:r>
+    </w:p>
+    <w:p>
+      <w:pPr>
+        <w:pStyle w:val="ListParagraph"/>
+        <w:spacing w:after="0"/>
+        <w:rPr>
+          <w:rFonts w:ascii="Times New Roman" w:hAnsi="Times New Roman" w:cs="Times New Roman"/>
+        </w:rPr>
+      </w:pPr>
+      <w:r>
+        <w:rPr>
+          <w:rFonts w:ascii="Times New Roman" w:hAnsi="Times New Roman" w:cs="Times New Roman"/>
+        </w:rPr>
+        <w:t>101h – 7</w:t>
+      </w:r>
+      <w:r>
+        <w:rPr>
+          <w:rFonts w:ascii="Times New Roman" w:hAnsi="Times New Roman" w:cs="Times New Roman"/>
+          <w:vertAlign w:val="superscript"/>
+        </w:rPr>
+        <w:t>th</w:t>
+      </w:r>
+      <w:r>
+        <w:rPr>
+          <w:rFonts w:ascii="Times New Roman" w:hAnsi="Times New Roman" w:cs="Times New Roman"/>
+        </w:rPr>
+        <w:t xml:space="preserve"> Byte – 03 (FOR STOP/PAUSE)</w:t>
+      </w:r>
+    </w:p>
+    <w:p>
+      <w:pPr>
+        <w:pStyle w:val="ListParagraph"/>
+        <w:spacing w:after="0"/>
+        <w:rPr>
+          <w:rFonts w:ascii="Times New Roman" w:hAnsi="Times New Roman" w:cs="Times New Roman"/>
+        </w:rPr>
+      </w:pPr>
+      <w:r>
+        <w:rPr>
+          <w:rFonts w:ascii="Times New Roman" w:hAnsi="Times New Roman" w:cs="Times New Roman"/>
+        </w:rPr>
+        <w:t>101h – 7</w:t>
+      </w:r>
+      <w:r>
+        <w:rPr>
+          <w:rFonts w:ascii="Times New Roman" w:hAnsi="Times New Roman" w:cs="Times New Roman"/>
+          <w:vertAlign w:val="superscript"/>
+        </w:rPr>
+        <w:t>th</w:t>
+      </w:r>
+      <w:r>
+        <w:rPr>
+          <w:rFonts w:ascii="Times New Roman" w:hAnsi="Times New Roman" w:cs="Times New Roman"/>
+        </w:rPr>
+        <w:t xml:space="preserve"> Byte – FE (FOR RESET UWB ANCHERS….)</w:t>
+      </w:r>
+    </w:p>
+    <w:p>
+      <w:pPr>
+        <w:pStyle w:val="ListParagraph"/>
+        <w:numPr>
+          <w:ilvl w:val="0"/>
+          <w:numId w:val="4"/>
+        </w:numPr>
+        <w:spacing w:after="0"/>
+        <w:rPr>
+          <w:rFonts w:ascii="Times New Roman" w:hAnsi="Times New Roman" w:cs="Times New Roman"/>
+        </w:rPr>
+      </w:pPr>
+      <w:r>
+        <w:rPr>
+          <w:rFonts w:ascii="Times New Roman" w:hAnsi="Times New Roman" w:cs="Times New Roman"/>
+        </w:rPr>
+        <w:t xml:space="preserve">FIRST 2 BYTES XX </w:t>
+      </w:r>
+      <w:proofErr w:type="spellStart"/>
+      <w:r>
+        <w:rPr>
+          <w:rFonts w:ascii="Times New Roman" w:hAnsi="Times New Roman" w:cs="Times New Roman"/>
+        </w:rPr>
+        <w:t>XX</w:t>
+      </w:r>
+      <w:proofErr w:type="spellEnd"/>
+      <w:r>
+        <w:rPr>
+          <w:rFonts w:ascii="Times New Roman" w:hAnsi="Times New Roman" w:cs="Times New Roman"/>
+        </w:rPr>
+        <w:t xml:space="preserve"> ARE FOR ANCHORS.</w:t>
+      </w:r>
+    </w:p>
+    <w:p>
+      <w:pPr>
+        <w:pStyle w:val="ListParagraph"/>
+        <w:numPr>
+          <w:ilvl w:val="0"/>
+          <w:numId w:val="4"/>
+        </w:numPr>
+        <w:spacing w:after="0"/>
+        <w:rPr>
+          <w:rFonts w:ascii="Times New Roman" w:hAnsi="Times New Roman" w:cs="Times New Roman"/>
+        </w:rPr>
+      </w:pPr>
+      <w:r>
+        <w:rPr>
+          <w:rFonts w:ascii="Times New Roman" w:hAnsi="Times New Roman" w:cs="Times New Roman"/>
+        </w:rPr>
+        <w:t xml:space="preserve">THEN, NEXT FOUR BYTES XX </w:t>
+      </w:r>
+      <w:proofErr w:type="spellStart"/>
+      <w:r>
+        <w:rPr>
+          <w:rFonts w:ascii="Times New Roman" w:hAnsi="Times New Roman" w:cs="Times New Roman"/>
+        </w:rPr>
+        <w:t>XX</w:t>
+      </w:r>
+      <w:proofErr w:type="spellEnd"/>
+      <w:r>
+        <w:rPr>
+          <w:rFonts w:ascii="Times New Roman" w:hAnsi="Times New Roman" w:cs="Times New Roman"/>
+        </w:rPr>
+        <w:t xml:space="preserve"> </w:t>
+      </w:r>
+      <w:r>
+        <w:rPr>
+          <w:rFonts w:ascii="Times New Roman" w:hAnsi="Times New Roman" w:cs="Times New Roman"/>
+          <w:b/>
+          <w:bCs/>
+        </w:rPr>
+        <w:t xml:space="preserve">YY </w:t>
+      </w:r>
+      <w:proofErr w:type="spellStart"/>
+      <w:r>
+        <w:rPr>
+          <w:rFonts w:ascii="Times New Roman" w:hAnsi="Times New Roman" w:cs="Times New Roman"/>
+          <w:b/>
+          <w:bCs/>
+        </w:rPr>
+        <w:t>YY</w:t>
+      </w:r>
+      <w:proofErr w:type="spellEnd"/>
+      <w:r>
+        <w:rPr>
+          <w:rFonts w:ascii="Times New Roman" w:hAnsi="Times New Roman" w:cs="Times New Roman"/>
+          <w:b/>
+          <w:bCs/>
+        </w:rPr>
+        <w:t xml:space="preserve"> </w:t>
+      </w:r>
+      <w:proofErr w:type="spellStart"/>
+      <w:r>
+        <w:rPr>
+          <w:rFonts w:ascii="Times New Roman" w:hAnsi="Times New Roman" w:cs="Times New Roman"/>
+          <w:b/>
+          <w:bCs/>
+        </w:rPr>
+        <w:t>YY</w:t>
+      </w:r>
+      <w:proofErr w:type="spellEnd"/>
+      <w:r>
+        <w:rPr>
+          <w:rFonts w:ascii="Times New Roman" w:hAnsi="Times New Roman" w:cs="Times New Roman"/>
+          <w:b/>
+          <w:bCs/>
+        </w:rPr>
+        <w:t xml:space="preserve"> </w:t>
+      </w:r>
+      <w:proofErr w:type="spellStart"/>
+      <w:r>
+        <w:rPr>
+          <w:rFonts w:ascii="Times New Roman" w:hAnsi="Times New Roman" w:cs="Times New Roman"/>
+          <w:b/>
+          <w:bCs/>
+        </w:rPr>
+        <w:t>YY</w:t>
+      </w:r>
+      <w:proofErr w:type="spellEnd"/>
+      <w:r>
+        <w:rPr>
+          <w:rFonts w:ascii="Times New Roman" w:hAnsi="Times New Roman" w:cs="Times New Roman"/>
+          <w:b/>
+          <w:bCs/>
+        </w:rPr>
+        <w:t xml:space="preserve"> </w:t>
+      </w:r>
+      <w:r>
+        <w:rPr>
+          <w:rFonts w:ascii="Times New Roman" w:hAnsi="Times New Roman" w:cs="Times New Roman"/>
+        </w:rPr>
+        <w:t>ARE FOR SESSION ID WILL BE SAME FOR START AND STOP</w:t>
+      </w:r>
+    </w:p>
+    <w:p>
+      <w:pPr>
+        <w:pStyle w:val="ListParagraph"/>
+        <w:numPr>
+          <w:ilvl w:val="0"/>
+          <w:numId w:val="2"/>
+        </w:numPr>
+        <w:spacing w:after="0"/>
+        <w:rPr>
+          <w:rFonts w:ascii="Times New Roman" w:hAnsi="Times New Roman" w:cs="Times New Roman"/>
+        </w:rPr>
+      </w:pPr>
+      <w:r>
+        <w:rPr>
+          <w:rFonts w:ascii="Times New Roman" w:hAnsi="Times New Roman" w:cs="Times New Roman"/>
+        </w:rPr>
+        <w:t xml:space="preserve">PHASE 4 </w:t>
+      </w:r>
+      <w:proofErr w:type="gramStart"/>
+      <w:r>
+        <w:rPr>
+          <w:rFonts w:ascii="Times New Roman" w:hAnsi="Times New Roman" w:cs="Times New Roman"/>
+        </w:rPr>
+        <w:t>EXCHANGE :</w:t>
+      </w:r>
+      <w:proofErr w:type="gramEnd"/>
+      <w:r>
+        <w:rPr>
+          <w:rFonts w:ascii="Times New Roman" w:hAnsi="Times New Roman" w:cs="Times New Roman"/>
+        </w:rPr>
+        <w:t xml:space="preserve"> </w:t>
+      </w:r>
+      <w:r>
+        <w:rPr>
+          <w:rFonts w:ascii="Times New Roman" w:hAnsi="Times New Roman" w:cs="Times New Roman"/>
+          <w:b/>
+          <w:bCs/>
+        </w:rPr>
+        <w:t>84 C9 00 00 228</w:t>
+      </w:r>
+      <w:r>
+        <w:rPr>
+          <w:noProof/>
+        </w:rPr>
+        <w:drawing>
+          <wp:inline distT="0" distB="0" distL="0" distR="0" wp14:anchorId="1F7D843A" wp14:editId="2D46582C">
+            <wp:extent cx="5971429" cy="666667"/>
+            <wp:effectExtent l="0" t="0" r="0" b="635"/>
+            <wp:docPr id="688013036" name="Picture 1"/>
+            <wp:cNvGraphicFramePr>
+              <a:graphicFrameLocks xmlns:a="http://schemas.openxmlformats.org/drawingml/2006/main" noChangeAspect="1"/>
+            </wp:cNvGraphicFramePr>
+            <a:graphic xmlns:a="http://schemas.openxmlformats.org/drawingml/2006/main">
+              <a:graphicData uri="http://schemas.openxmlformats.org/drawingml/2006/picture">
+                <pic:pic xmlns:pic="http://schemas.openxmlformats.org/drawingml/2006/picture">
+                  <pic:nvPicPr>
+                    <pic:cNvPr id="688013036" name=""/>
+                    <pic:cNvPicPr/>
+                  </pic:nvPicPr>
+                  <pic:blipFill>
+                    <a:blip r:embed="rId17"/>
+                    <a:stretch>
+                      <a:fillRect/>
+                    </a:stretch>
+                  </pic:blipFill>
+                  <pic:spPr>
+                    <a:xfrm>
+                      <a:off x="0" y="0"/>
+                      <a:ext cx="5971429" cy="666667"/>
+                    </a:xfrm>
+                    <a:prstGeom prst="rect">
+                      <a:avLst/>
+                    </a:prstGeom>
+                  </pic:spPr>
+                </pic:pic>
+              </a:graphicData>
+            </a:graphic>
+          </wp:inline>
+        </w:drawing>
+      </w:r>
+      <w:r>
+        <w:rPr>
+          <w:rFonts w:ascii="Times New Roman" w:hAnsi="Times New Roman" w:cs="Times New Roman"/>
+        </w:rPr>
+        <w:tab/>
+      </w:r>
+    </w:p>
+    <w:p>
+      <w:pPr>
+        <w:pStyle w:val="ListParagraph"/>
+        <w:spacing w:after="0"/>
+        <w:rPr>
+          <w:rFonts w:ascii="Times New Roman" w:hAnsi="Times New Roman" w:cs="Times New Roman"/>
+        </w:rPr>
+      </w:pPr>
+    </w:p>
+    <w:p>
+      <w:pPr>
+        <w:pStyle w:val="ListParagraph"/>
+        <w:spacing w:after="0"/>
+        <w:ind w:left="1080"/>
+        <w:rPr>
+          <w:rFonts w:ascii="Times New Roman" w:hAnsi="Times New Roman" w:cs="Times New Roman"/>
+        </w:rPr>
+      </w:pPr>
+    </w:p>
+    <w:p>
+      <w:pPr>
+        <w:pStyle w:val="ListParagraph"/>
+        <w:spacing w:after="0"/>
         <w:rPr>
           <w:rFonts w:ascii="Times New Roman" w:hAnsi="Times New Roman" w:cs="Times New Roman"/>
         </w:rPr>
@@ -838,18 +1757,10 @@
         </w:rPr>
         <w:br/>
       </w:r>
-    </w:p>
-    <w:p>
-      <w:pPr>
-        <w:ind w:left="720" w:hanging="720"/>
-        <w:rPr>
-          <w:rFonts w:ascii="Times New Roman" w:hAnsi="Times New Roman" w:cs="Times New Roman"/>
-        </w:rPr>
-      </w:pPr>
     </w:p>
     <w:sectPr>
       <w:pgSz w:w="11906" w:h="16838"/>
-      <w:pgMar w:top="1440" w:right="1440" w:bottom="1440" w:left="1440" w:header="708" w:footer="708" w:gutter="0"/>
+      <w:pgMar w:top="720" w:right="720" w:bottom="720" w:left="720" w:header="708" w:footer="708" w:gutter="0"/>
       <w:cols w:space="708"/>
       <w:docGrid w:linePitch="360"/>
     </w:sectPr>
@@ -860,6 +1771,118 @@
 <file path=word/numbering.xml><?xml version="1.0" encoding="utf-8"?>
 <w:numbering xmlns:wpc="http://schemas.microsoft.com/office/word/2010/wordprocessingCanvas" xmlns:cx="http://schemas.microsoft.com/office/drawing/2014/chartex" xmlns:cx1="http://schemas.microsoft.com/office/drawing/2015/9/8/chartex" xmlns:cx2="http://schemas.microsoft.com/office/drawing/2015/10/21/chartex" xmlns:cx3="http://schemas.microsoft.com/office/drawing/2016/5/9/chartex" xmlns:cx4="http://schemas.microsoft.com/office/drawing/2016/5/10/chartex" xmlns:cx5="http://schemas.microsoft.com/office/drawing/2016/5/11/chartex" xmlns:cx6="http://schemas.microsoft.com/office/drawing/2016/5/12/chartex" xmlns:cx7="http://schemas.microsoft.com/office/drawing/2016/5/13/chartex" xmlns:cx8="http://schemas.microsoft.com/office/drawing/2016/5/14/chartex" xmlns:mc="http://schemas.openxmlformats.org/markup-compatibility/2006" xmlns:aink="http://schemas.microsoft.com/office/drawing/2016/ink" xmlns:am3d="http://schemas.microsoft.com/office/drawing/2017/model3d" xmlns:o="urn:schemas-microsoft-com:office:office" xmlns:oel="http://schemas.microsoft.com/office/2019/extlst" xmlns:r="http://schemas.openxmlformats.org/officeDocument/2006/relationships" xmlns:m="http://schemas.openxmlformats.org/officeDocument/2006/math" xmlns:v="urn:schemas-microsoft-com:vml" xmlns:wp14="http://schemas.microsoft.com/office/word/2010/wordprocessingDrawing" xmlns:wp="http://schemas.openxmlformats.org/drawingml/2006/wordprocessingDrawing" xmlns:w10="urn:schemas-microsoft-com:office:word" xmlns:w="http://schemas.openxmlformats.org/wordprocessingml/2006/main" xmlns:w14="http://schemas.microsoft.com/office/word/2010/wordml" xmlns:w15="http://schemas.microsoft.com/office/word/2012/wordml" xmlns:w16cex="http://schemas.microsoft.com/office/word/2018/wordml/cex" xmlns:w16cid="http://schemas.microsoft.com/office/word/2016/wordml/cid" xmlns:w16="http://schemas.microsoft.com/office/word/2018/wordml" xmlns:w16du="http://schemas.microsoft.com/office/word/2023/wordml/word16du" xmlns:w16sdtdh="http://schemas.microsoft.com/office/word/2020/wordml/sdtdatahash" xmlns:w16sdtfl="http://schemas.microsoft.com/office/word/2024/wordml/sdtformatlock" xmlns:w16se="http://schemas.microsoft.com/office/word/2015/wordml/symex" xmlns:wpg="http://schemas.microsoft.com/office/word/2010/wordprocessingGroup" xmlns:wpi="http://schemas.microsoft.com/office/word/2010/wordprocessingInk" xmlns:wne="http://schemas.microsoft.com/office/word/2006/wordml" xmlns:wps="http://schemas.microsoft.com/office/word/2010/wordprocessingShape" mc:Ignorable="w14 w15 w16se w16cid w16 w16cex w16sdtdh w16sdtfl w16du wp14">
   <w:abstractNum w:abstractNumId="0" w15:restartNumberingAfterBreak="0">
+    <w:nsid w:val="323D1C11"/>
+    <w:multiLevelType w:val="hybridMultilevel"/>
+    <w:tmpl w:val="457C0580"/>
+    <w:lvl w:ilvl="0" w:tplc="F758ADF2">
+      <w:numFmt w:val="bullet"/>
+      <w:lvlText w:val=""/>
+      <w:lvlJc w:val="left"/>
+      <w:pPr>
+        <w:ind w:left="1080" w:hanging="360"/>
+      </w:pPr>
+      <w:rPr>
+        <w:rFonts w:ascii="Wingdings" w:eastAsiaTheme="minorHAnsi" w:hAnsi="Wingdings" w:cs="Times New Roman" w:hint="default"/>
+      </w:rPr>
+    </w:lvl>
+    <w:lvl w:ilvl="1" w:tplc="40090003" w:tentative="1">
+      <w:start w:val="1"/>
+      <w:numFmt w:val="bullet"/>
+      <w:lvlText w:val="o"/>
+      <w:lvlJc w:val="left"/>
+      <w:pPr>
+        <w:ind w:left="1800" w:hanging="360"/>
+      </w:pPr>
+      <w:rPr>
+        <w:rFonts w:ascii="Courier New" w:hAnsi="Courier New" w:cs="Courier New" w:hint="default"/>
+      </w:rPr>
+    </w:lvl>
+    <w:lvl w:ilvl="2" w:tplc="40090005" w:tentative="1">
+      <w:start w:val="1"/>
+      <w:numFmt w:val="bullet"/>
+      <w:lvlText w:val=""/>
+      <w:lvlJc w:val="left"/>
+      <w:pPr>
+        <w:ind w:left="2520" w:hanging="360"/>
+      </w:pPr>
+      <w:rPr>
+        <w:rFonts w:ascii="Wingdings" w:hAnsi="Wingdings" w:hint="default"/>
+      </w:rPr>
+    </w:lvl>
+    <w:lvl w:ilvl="3" w:tplc="40090001" w:tentative="1">
+      <w:start w:val="1"/>
+      <w:numFmt w:val="bullet"/>
+      <w:lvlText w:val=""/>
+      <w:lvlJc w:val="left"/>
+      <w:pPr>
+        <w:ind w:left="3240" w:hanging="360"/>
+      </w:pPr>
+      <w:rPr>
+        <w:rFonts w:ascii="Symbol" w:hAnsi="Symbol" w:hint="default"/>
+      </w:rPr>
+    </w:lvl>
+    <w:lvl w:ilvl="4" w:tplc="40090003" w:tentative="1">
+      <w:start w:val="1"/>
+      <w:numFmt w:val="bullet"/>
+      <w:lvlText w:val="o"/>
+      <w:lvlJc w:val="left"/>
+      <w:pPr>
+        <w:ind w:left="3960" w:hanging="360"/>
+      </w:pPr>
+      <w:rPr>
+        <w:rFonts w:ascii="Courier New" w:hAnsi="Courier New" w:cs="Courier New" w:hint="default"/>
+      </w:rPr>
+    </w:lvl>
+    <w:lvl w:ilvl="5" w:tplc="40090005" w:tentative="1">
+      <w:start w:val="1"/>
+      <w:numFmt w:val="bullet"/>
+      <w:lvlText w:val=""/>
+      <w:lvlJc w:val="left"/>
+      <w:pPr>
+        <w:ind w:left="4680" w:hanging="360"/>
+      </w:pPr>
+      <w:rPr>
+        <w:rFonts w:ascii="Wingdings" w:hAnsi="Wingdings" w:hint="default"/>
+      </w:rPr>
+    </w:lvl>
+    <w:lvl w:ilvl="6" w:tplc="40090001" w:tentative="1">
+      <w:start w:val="1"/>
+      <w:numFmt w:val="bullet"/>
+      <w:lvlText w:val=""/>
+      <w:lvlJc w:val="left"/>
+      <w:pPr>
+        <w:ind w:left="5400" w:hanging="360"/>
+      </w:pPr>
+      <w:rPr>
+        <w:rFonts w:ascii="Symbol" w:hAnsi="Symbol" w:hint="default"/>
+      </w:rPr>
+    </w:lvl>
+    <w:lvl w:ilvl="7" w:tplc="40090003" w:tentative="1">
+      <w:start w:val="1"/>
+      <w:numFmt w:val="bullet"/>
+      <w:lvlText w:val="o"/>
+      <w:lvlJc w:val="left"/>
+      <w:pPr>
+        <w:ind w:left="6120" w:hanging="360"/>
+      </w:pPr>
+      <w:rPr>
+        <w:rFonts w:ascii="Courier New" w:hAnsi="Courier New" w:cs="Courier New" w:hint="default"/>
+      </w:rPr>
+    </w:lvl>
+    <w:lvl w:ilvl="8" w:tplc="40090005" w:tentative="1">
+      <w:start w:val="1"/>
+      <w:numFmt w:val="bullet"/>
+      <w:lvlText w:val=""/>
+      <w:lvlJc w:val="left"/>
+      <w:pPr>
+        <w:ind w:left="6840" w:hanging="360"/>
+      </w:pPr>
+      <w:rPr>
+        <w:rFonts w:ascii="Wingdings" w:hAnsi="Wingdings" w:hint="default"/>
+      </w:rPr>
+    </w:lvl>
+  </w:abstractNum>
+  <w:abstractNum w:abstractNumId="1" w15:restartNumberingAfterBreak="0">
     <w:nsid w:val="4B32139C"/>
     <w:multiLevelType w:val="hybridMultilevel"/>
     <w:tmpl w:val="EF9E2250"/>
@@ -972,7 +1995,7 @@
       </w:rPr>
     </w:lvl>
   </w:abstractNum>
-  <w:abstractNum w:abstractNumId="1" w15:restartNumberingAfterBreak="0">
+  <w:abstractNum w:abstractNumId="2" w15:restartNumberingAfterBreak="0">
     <w:nsid w:val="56F36B25"/>
     <w:multiLevelType w:val="hybridMultilevel"/>
     <w:tmpl w:val="A00C932A"/>
@@ -1061,10 +2084,10 @@
       </w:pPr>
     </w:lvl>
   </w:abstractNum>
-  <w:abstractNum w:abstractNumId="2" w15:restartNumberingAfterBreak="0">
+  <w:abstractNum w:abstractNumId="3" w15:restartNumberingAfterBreak="0">
     <w:nsid w:val="7E4020ED"/>
     <w:multiLevelType w:val="hybridMultilevel"/>
-    <w:tmpl w:val="EBE2F4D0"/>
+    <w:tmpl w:val="EA7E86FE"/>
     <w:lvl w:ilvl="0" w:tplc="40090001">
       <w:start w:val="1"/>
       <w:numFmt w:val="bullet"/>
@@ -1175,13 +2198,16 @@
     </w:lvl>
   </w:abstractNum>
   <w:num w:numId="1" w16cid:durableId="495152910">
-    <w:abstractNumId w:val="0"/>
+    <w:abstractNumId w:val="1"/>
   </w:num>
   <w:num w:numId="2" w16cid:durableId="1937782490">
+    <w:abstractNumId w:val="3"/>
+  </w:num>
+  <w:num w:numId="3" w16cid:durableId="615333316">
     <w:abstractNumId w:val="2"/>
   </w:num>
-  <w:num w:numId="3" w16cid:durableId="615333316">
-    <w:abstractNumId w:val="1"/>
+  <w:num w:numId="4" w16cid:durableId="48310370">
+    <w:abstractNumId w:val="0"/>
   </w:num>
 </w:numbering>
 </file>
